--- a/docs/for-rector.docx
+++ b/docs/for-rector.docx
@@ -196,7 +196,7 @@
                 <w:color w:val="1F3864"/>
                 <w:sz w:val="32"/>
               </w:rPr>
-              <w:t>8 600</w:t>
+              <w:t>9 700</w:t>
             </w:r>
           </w:p>
         </w:tc>
@@ -218,7 +218,7 @@
                 <w:color w:val="1F3864"/>
                 <w:sz w:val="32"/>
               </w:rPr>
-              <w:t>248</w:t>
+              <w:t>315</w:t>
             </w:r>
           </w:p>
         </w:tc>
@@ -367,7 +367,7 @@
           <w:color w:val="555555"/>
           <w:sz w:val="19"/>
         </w:rPr>
-        <w:t>Все 248 проверок проходят. Исходный код открыт и находится внутри организации: данные не покидают её.</w:t>
+        <w:t>Все 315 проверок проходят. Исходный код открыт и находится внутри организации: данные не покидают её.</w:t>
       </w:r>
     </w:p>
     <w:tbl>
